--- a/Workshops/Workshop 7 - LM with multiple predictors/Workshop-7---LM-with-multiple-predictors.docx
+++ b/Workshops/Workshop 7 - LM with multiple predictors/Workshop-7---LM-with-multiple-predictors.docx
@@ -95,7 +95,7 @@
         <w:t xml:space="preserve"> </w:t>
       </w:r>
       <w:r>
-        <w:t xml:space="preserve">2024-10-03</w:t>
+        <w:t xml:space="preserve">2024-10-13</w:t>
       </w:r>
     </w:p>
     <w:sdt>
@@ -3741,13 +3741,13 @@
         <w:t xml:space="preserve">and rerun your analysis.</w:t>
       </w:r>
     </w:p>
-    <w:bookmarkStart w:id="57" w:name="question-set-five"/>
+    <w:bookmarkStart w:id="57" w:name="question-set-two"/>
     <w:p>
       <w:pPr>
         <w:pStyle w:val="Heading3"/>
       </w:pPr>
       <w:r>
-        <w:t xml:space="preserve">Question Set Five</w:t>
+        <w:t xml:space="preserve">Question Set Two</w:t>
       </w:r>
     </w:p>
     <w:p>
